--- a/Core Course/Computer system/Experiment/实验三/lab3_minimal_elf.docx
+++ b/Core Course/Computer system/Experiment/实验三/lab3_minimal_elf.docx
@@ -3185,8 +3185,6 @@
           <w:lang w:val="en-US" w:eastAsia="zh-CN"/>
         </w:rPr>
       </w:pPr>
-      <w:bookmarkStart w:id="47" w:name="_GoBack"/>
-      <w:bookmarkEnd w:id="47"/>
     </w:p>
     <w:p>
       <w:pPr>
@@ -13347,7 +13345,9 @@
         </w:tblBorders>
         <w:tblLayout w:type="autofit"/>
         <w:tblCellMar>
+          <w:top w:w="0" w:type="dxa"/>
           <w:left w:w="108" w:type="dxa"/>
+          <w:bottom w:w="0" w:type="dxa"/>
           <w:right w:w="108" w:type="dxa"/>
         </w:tblCellMar>
       </w:tblPr>
@@ -13366,7 +13366,9 @@
             <w:insideV w:val="single" w:color="auto" w:sz="4" w:space="0"/>
           </w:tblBorders>
           <w:tblCellMar>
+            <w:top w:w="0" w:type="dxa"/>
             <w:left w:w="108" w:type="dxa"/>
+            <w:bottom w:w="0" w:type="dxa"/>
             <w:right w:w="108" w:type="dxa"/>
           </w:tblCellMar>
         </w:tblPrEx>
@@ -13384,6 +13386,7 @@
           <w:p>
             <w:pPr>
               <w:pStyle w:val="6"/>
+              <w:widowControl w:val="0"/>
               <w:spacing w:line="248" w:lineRule="auto"/>
               <w:rPr>
                 <w:rFonts w:hint="default"/>
@@ -13423,6 +13426,7 @@
           <w:p>
             <w:pPr>
               <w:pStyle w:val="6"/>
+              <w:widowControl w:val="0"/>
               <w:spacing w:line="248" w:lineRule="auto"/>
               <w:rPr>
                 <w:rFonts w:hint="default"/>
@@ -13460,7 +13464,9 @@
             <w:insideV w:val="single" w:color="auto" w:sz="4" w:space="0"/>
           </w:tblBorders>
           <w:tblCellMar>
+            <w:top w:w="0" w:type="dxa"/>
             <w:left w:w="108" w:type="dxa"/>
+            <w:bottom w:w="0" w:type="dxa"/>
             <w:right w:w="108" w:type="dxa"/>
           </w:tblCellMar>
         </w:tblPrEx>
@@ -13478,6 +13484,7 @@
           <w:p>
             <w:pPr>
               <w:pStyle w:val="6"/>
+              <w:widowControl w:val="0"/>
               <w:spacing w:line="248" w:lineRule="auto"/>
               <w:rPr>
                 <w:rFonts w:hint="default"/>
@@ -13562,7 +13569,9 @@
             <w:insideV w:val="single" w:color="auto" w:sz="4" w:space="0"/>
           </w:tblBorders>
           <w:tblCellMar>
+            <w:top w:w="0" w:type="dxa"/>
             <w:left w:w="108" w:type="dxa"/>
+            <w:bottom w:w="0" w:type="dxa"/>
             <w:right w:w="108" w:type="dxa"/>
           </w:tblCellMar>
         </w:tblPrEx>
@@ -13580,6 +13589,7 @@
           <w:p>
             <w:pPr>
               <w:pStyle w:val="6"/>
+              <w:widowControl w:val="0"/>
               <w:spacing w:line="248" w:lineRule="auto"/>
               <w:rPr>
                 <w:rFonts w:hint="default"/>
@@ -13666,7 +13676,9 @@
             <w:insideV w:val="single" w:color="auto" w:sz="4" w:space="0"/>
           </w:tblBorders>
           <w:tblCellMar>
+            <w:top w:w="0" w:type="dxa"/>
             <w:left w:w="108" w:type="dxa"/>
+            <w:bottom w:w="0" w:type="dxa"/>
             <w:right w:w="108" w:type="dxa"/>
           </w:tblCellMar>
         </w:tblPrEx>
@@ -13684,6 +13696,7 @@
           <w:p>
             <w:pPr>
               <w:pStyle w:val="6"/>
+              <w:widowControl w:val="0"/>
               <w:spacing w:line="248" w:lineRule="auto"/>
               <w:rPr>
                 <w:rFonts w:hint="default"/>
@@ -13770,7 +13783,9 @@
             <w:insideV w:val="single" w:color="auto" w:sz="4" w:space="0"/>
           </w:tblBorders>
           <w:tblCellMar>
+            <w:top w:w="0" w:type="dxa"/>
             <w:left w:w="108" w:type="dxa"/>
+            <w:bottom w:w="0" w:type="dxa"/>
             <w:right w:w="108" w:type="dxa"/>
           </w:tblCellMar>
         </w:tblPrEx>
@@ -13788,6 +13803,7 @@
           <w:p>
             <w:pPr>
               <w:pStyle w:val="6"/>
+              <w:widowControl w:val="0"/>
               <w:spacing w:line="248" w:lineRule="auto"/>
               <w:rPr>
                 <w:rFonts w:hint="default"/>
@@ -13827,6 +13843,7 @@
           <w:p>
             <w:pPr>
               <w:pStyle w:val="6"/>
+              <w:widowControl w:val="0"/>
               <w:spacing w:line="248" w:lineRule="auto"/>
               <w:rPr>
                 <w:rFonts w:hint="default"/>
@@ -13861,7 +13878,9 @@
             <w:insideV w:val="single" w:color="auto" w:sz="4" w:space="0"/>
           </w:tblBorders>
           <w:tblCellMar>
+            <w:top w:w="0" w:type="dxa"/>
             <w:left w:w="108" w:type="dxa"/>
+            <w:bottom w:w="0" w:type="dxa"/>
             <w:right w:w="108" w:type="dxa"/>
           </w:tblCellMar>
         </w:tblPrEx>
@@ -13879,6 +13898,7 @@
           <w:p>
             <w:pPr>
               <w:pStyle w:val="6"/>
+              <w:widowControl w:val="0"/>
               <w:spacing w:line="248" w:lineRule="auto"/>
               <w:rPr>
                 <w:rFonts w:hint="default"/>
@@ -13918,6 +13938,7 @@
           <w:p>
             <w:pPr>
               <w:pStyle w:val="6"/>
+              <w:widowControl w:val="0"/>
               <w:spacing w:line="248" w:lineRule="auto"/>
               <w:rPr>
                 <w:rFonts w:hint="default"/>
@@ -13952,7 +13973,9 @@
             <w:insideV w:val="single" w:color="auto" w:sz="4" w:space="0"/>
           </w:tblBorders>
           <w:tblCellMar>
+            <w:top w:w="0" w:type="dxa"/>
             <w:left w:w="108" w:type="dxa"/>
+            <w:bottom w:w="0" w:type="dxa"/>
             <w:right w:w="108" w:type="dxa"/>
           </w:tblCellMar>
         </w:tblPrEx>
@@ -13970,6 +13993,7 @@
           <w:p>
             <w:pPr>
               <w:pStyle w:val="6"/>
+              <w:widowControl w:val="0"/>
               <w:spacing w:line="248" w:lineRule="auto"/>
               <w:rPr>
                 <w:rFonts w:hint="default"/>
@@ -14009,6 +14033,7 @@
           <w:p>
             <w:pPr>
               <w:pStyle w:val="6"/>
+              <w:widowControl w:val="0"/>
               <w:spacing w:line="248" w:lineRule="auto"/>
               <w:rPr>
                 <w:rFonts w:hint="default"/>
@@ -14063,31 +14088,39 @@
       </w:pPr>
       <w:bookmarkStart w:id="44" w:name="_Toc22070"/>
       <w:r>
-        <w:t>一、 实验成果概述</w:t>
+        <w:t>一、 实验成果</w:t>
       </w:r>
       <w:bookmarkEnd w:id="44"/>
-      <w:r>
-        <w:t xml:space="preserve"> </w:t>
-      </w:r>
-    </w:p>
-    <w:p>
-      <w:pPr>
-        <w:bidi w:val="0"/>
-      </w:pPr>
-      <w:r>
-        <w:t>在本次“手搓最小 ELF”实验中，我成功将一个原本通过 C 语言标准编译、大小约为 15KB 的可执行文件，通过汇编重写、剥离冗余信息、手工构建二进制头等手段，最终压缩至 45 字节 的物理极限。整体压缩比达到了惊人的 350 : 1，在完全剥离标准 C 运行时库（CRT）的前提下，完美实现了向 Linux 内核直接发起系统调用（int 0x80）并成功返回目标状态码（72）。</w:t>
+    </w:p>
+    <w:p>
+      <w:pPr>
+        <w:bidi w:val="0"/>
+      </w:pPr>
+      <w:r>
+        <w:t>在本次“手搓最小 ELF”实验中，我成功将一个原本通过 C 语言标准编译、大小约为 15KB 的可执行文件，通过汇编重写、剥离冗余信息、手工构建二进制头等手段，最终压缩至 45 字节 的物理极限。整体压缩比达到了惊人的 350 : 1，在完全剥离标准 C 运行时库的前提下，完美实现了向 Linux 内核直接发起系统调用（int 0x80）并成功返回目标状态码（72）。</w:t>
       </w:r>
     </w:p>
     <w:p>
       <w:pPr>
         <w:pStyle w:val="4"/>
         <w:bidi w:val="0"/>
+        <w:rPr>
+          <w:rFonts w:hint="default" w:eastAsiaTheme="minorEastAsia"/>
+          <w:lang w:val="en-US" w:eastAsia="zh-CN"/>
+        </w:rPr>
       </w:pPr>
       <w:bookmarkStart w:id="45" w:name="_Toc22031"/>
       <w:r>
-        <w:t>二、 核心技术路径（我是如何做到的）</w:t>
+        <w:t xml:space="preserve">二、 </w:t>
       </w:r>
       <w:bookmarkEnd w:id="45"/>
+      <w:r>
+        <w:rPr>
+          <w:rFonts w:hint="eastAsia"/>
+          <w:lang w:val="en-US" w:eastAsia="zh-CN"/>
+        </w:rPr>
+        <w:t>实现过程</w:t>
+      </w:r>
     </w:p>
     <w:p>
       <w:pPr>
@@ -14122,7 +14155,14 @@
         <w:bidi w:val="0"/>
       </w:pPr>
       <w:r>
-        <w:t>从高级语言到纯汇编的重构： 抛弃 GCC 默认的动态链接与标准库，直接使用 NASM 编写纯汇编代码，利用软中断与内核直接对话，消除了环境依赖带来的巨大体积开销。</w:t>
+        <w:rPr>
+          <w:b/>
+          <w:bCs/>
+        </w:rPr>
+        <w:t>从高级语言到纯汇编的重构：</w:t>
+      </w:r>
+      <w:r>
+        <w:t xml:space="preserve"> 抛弃 GCC 默认的动态链接与标准库，直接使用 NASM 编写纯汇编代码，利用软中断与内核直接对话，消除了环境依赖带来的巨大体积开销。</w:t>
       </w:r>
     </w:p>
     <w:p>
@@ -14137,48 +14177,77 @@
       <w:r>
         <w:rPr>
           <w:rFonts w:hint="eastAsia" w:eastAsia="宋体"/>
+          <w:b/>
+          <w:bCs/>
           <w:lang w:val="en-US" w:eastAsia="zh-CN"/>
         </w:rPr>
         <w:t>脱离</w:t>
       </w:r>
       <w:r>
-        <w:t>链接视图： 深刻理解 ELF 文件的“双重人格”。在确定程序无需再次链接与调试后，果断去除了所有与“节（Section）”相关的结构（如节头表、字符串表），仅保留内核加载所需的“段（Segment）”执行视图。</w:t>
-      </w:r>
-    </w:p>
-    <w:p>
-      <w:pPr>
-        <w:bidi w:val="0"/>
-      </w:pPr>
-    </w:p>
-    <w:p>
-      <w:pPr>
-        <w:bidi w:val="0"/>
-      </w:pPr>
-      <w:r>
-        <w:t>基于小端序的结构体重叠（核心突破）： 利用 x86 架构的小端序特性，精妙设计内存布局。将程序加载地址降低至 0x00010000 以产生大量零字节，随后通过修改 e_phoff = 4，强制将 32 字节的程序头（Program Header）完全砸入 52 字节的文件头（ELF Header）内部。通过字段复用，让同一段物理内存同时扮演了 e_phnum 和 p_type 等双重角色。</w:t>
-      </w:r>
-    </w:p>
-    <w:p>
-      <w:pPr>
-        <w:bidi w:val="0"/>
-      </w:pPr>
-    </w:p>
-    <w:p>
-      <w:pPr>
-        <w:bidi w:val="0"/>
-      </w:pPr>
-      <w:r>
+        <w:rPr>
+          <w:b/>
+          <w:bCs/>
+        </w:rPr>
+        <w:t>链接视图：</w:t>
+      </w:r>
+      <w:r>
+        <w:t xml:space="preserve"> 深刻理解 ELF 文件的“双重人格”。在确定程序无需再次链接与调试后，果断去除了所有与“节（Section）”相关的结构（如节头表、字符串表），仅保留内核加载所需的“段”执行视图。</w:t>
+      </w:r>
+    </w:p>
+    <w:p>
+      <w:pPr>
+        <w:bidi w:val="0"/>
+      </w:pPr>
+    </w:p>
+    <w:p>
+      <w:pPr>
+        <w:bidi w:val="0"/>
+      </w:pPr>
+      <w:r>
+        <w:rPr>
+          <w:b/>
+          <w:bCs/>
+        </w:rPr>
+        <w:t>基于小端序的结构体重叠（核心突破）：</w:t>
+      </w:r>
+      <w:r>
+        <w:t xml:space="preserve"> 利用 x86 架构的小端序特性，精妙设计内存布局。将程序加载地址降低至 0x00010000 以产生大量零字节，随后通过修改 e_phoff = 4，强制将 32 字节的程序头完全砸入 52 字节的文件头（ELF Header）内部。通过字段复用，让同一段物理内存同时扮演了 e_phnum 和 p_type 等双重角色。</w:t>
+      </w:r>
+    </w:p>
+    <w:p>
+      <w:pPr>
+        <w:bidi w:val="0"/>
+      </w:pPr>
+    </w:p>
+    <w:p>
+      <w:pPr>
+        <w:bidi w:val="0"/>
+      </w:pPr>
+      <w:r>
+        <w:rPr>
+          <w:b/>
+          <w:bCs/>
+        </w:rPr>
         <w:t>代码</w:t>
       </w:r>
       <w:r>
         <w:rPr>
           <w:rFonts w:hint="eastAsia" w:eastAsia="宋体"/>
+          <w:b/>
+          <w:bCs/>
           <w:lang w:val="en-US" w:eastAsia="zh-CN"/>
         </w:rPr>
         <w:t>重叠</w:t>
       </w:r>
       <w:r>
-        <w:t>与文件截断： 将 7 字节的核心机器码直接写入 e_shoff 等被内核忽略的废弃字段中实现“寄生”；并在文件尾部暴力截断 16 位整数（写为 db 1），巧妙利用 Linux 内核在按页（4KB）加载内存时的自动补零（Zero Page）安全机制，完成了最后 1 字节的极限压缩。</w:t>
+        <w:rPr>
+          <w:b/>
+          <w:bCs/>
+        </w:rPr>
+        <w:t>与文件截断：</w:t>
+      </w:r>
+      <w:r>
+        <w:t xml:space="preserve"> 将 7 字节的核心机器码直接写入 e_shoff 等被内核忽略的废弃字段中实现“寄生”；并在文件尾部暴力截断 16 位整数（写为 db 1），巧妙利用 Linux 内核在按页（4KB）加载内存时的自动补零安全机制，完成了最后 1 字节的极限压缩。</w:t>
       </w:r>
     </w:p>
     <w:p>
@@ -14190,50 +14259,114 @@
       <w:pPr>
         <w:pStyle w:val="4"/>
         <w:bidi w:val="0"/>
+        <w:rPr>
+          <w:rFonts w:hint="default" w:eastAsia="宋体"/>
+          <w:b/>
+          <w:bCs/>
+          <w:lang w:val="en-US" w:eastAsia="zh-CN"/>
+        </w:rPr>
       </w:pPr>
       <w:bookmarkStart w:id="46" w:name="_Toc27142"/>
       <w:r>
-        <w:t>三、 深层次的系统级认知（我学到了什么）</w:t>
+        <w:t>三、</w:t>
       </w:r>
       <w:bookmarkEnd w:id="46"/>
-    </w:p>
-    <w:p>
-      <w:pPr>
-        <w:bidi w:val="0"/>
-      </w:pPr>
-      <w:r>
-        <w:t>这次实验让我彻底打破了高级语言带来的“黑盒思维”，建立起了从底向上的系统观：</w:t>
-      </w:r>
-    </w:p>
-    <w:p>
-      <w:pPr>
-        <w:bidi w:val="0"/>
-      </w:pPr>
-    </w:p>
-    <w:p>
-      <w:pPr>
-        <w:bidi w:val="0"/>
-      </w:pPr>
-      <w:r>
-        <w:t>“能跑”不等于“合法”： 我认识到官方的《ELF 标准规范》是给人与工具看的，而 Linux 加载器（Loader）是一台只认偏移量的“瞎眼机器”。只要保住 e_machine、e_phentsize 等致命校验底线，内核对物理地址、节头偏移等废弃字段有着极高的容错率。</w:t>
-      </w:r>
-    </w:p>
-    <w:p>
-      <w:pPr>
-        <w:bidi w:val="0"/>
-      </w:pPr>
-    </w:p>
-    <w:p>
-      <w:pPr>
-        <w:bidi w:val="0"/>
-      </w:pPr>
-    </w:p>
-    <w:p>
-      <w:pPr>
-        <w:bidi w:val="0"/>
-      </w:pPr>
-      <w:r>
-        <w:t>软硬件漏洞的联合利用： 为了规避重叠后 p_memsz &gt; p_filesz 在只读段（p_flags = 4）下触发的零初始化崩溃（Segmentation Fault），我将文件与内存大小同时伪装为极大的入口地址，骗过了软件层的校验；同时，利用早期 x86 硬件缺乏独立不可执行（NX）标志位、“读即执行”的物理缺陷，让只读内存段中的代码得以顺利运行。</w:t>
+      <w:r>
+        <w:rPr>
+          <w:rFonts w:hint="eastAsia"/>
+          <w:lang w:val="en-US" w:eastAsia="zh-CN"/>
+        </w:rPr>
+        <w:t>学习到的内容</w:t>
+      </w:r>
+    </w:p>
+    <w:p>
+      <w:pPr>
+        <w:bidi w:val="0"/>
+      </w:pPr>
+      <w:r>
+        <w:rPr>
+          <w:b/>
+          <w:bCs/>
+        </w:rPr>
+        <w:t>去链接化的</w:t>
+      </w:r>
+      <w:r>
+        <w:rPr>
+          <w:rFonts w:hint="eastAsia" w:eastAsia="宋体"/>
+          <w:b/>
+          <w:bCs/>
+          <w:lang w:val="en-US" w:eastAsia="zh-CN"/>
+        </w:rPr>
+        <w:t>大幅压缩</w:t>
+      </w:r>
+      <w:r>
+        <w:rPr>
+          <w:b/>
+          <w:bCs/>
+        </w:rPr>
+        <w:t>：</w:t>
+      </w:r>
+      <w:r>
+        <w:t xml:space="preserve"> 我认识到标准 C 语言编译出的可执行文件中，充斥着符号表、动态库依赖以及 CRT 启动代码等为兼容性妥协的庞大冗余。为了突破高级语言的空间枷锁，我彻底抛弃了常规的编译与链接流程，改用纯二进制汇编直接向内核发起软中断（int 0x80）。这让我深刻体会到，在面临极限体积压缩的特殊场景下，唯有汇编语言能够击穿工具链的黑盒封装，实现对每一寸物理内存空间的绝对掌控。</w:t>
+      </w:r>
+    </w:p>
+    <w:p>
+      <w:pPr>
+        <w:bidi w:val="0"/>
+        <w:rPr>
+          <w:rFonts w:hint="eastAsia"/>
+          <w:lang w:val="en-US" w:eastAsia="zh-CN"/>
+        </w:rPr>
+      </w:pPr>
+    </w:p>
+    <w:p>
+      <w:pPr>
+        <w:bidi w:val="0"/>
+      </w:pPr>
+      <w:r>
+        <w:rPr>
+          <w:b/>
+          <w:bCs/>
+        </w:rPr>
+        <w:t>“能跑”不等于“合法”：</w:t>
+      </w:r>
+      <w:r>
+        <w:t xml:space="preserve"> 我认识到官方的《ELF 标准规范》是给人与工具看的，而 Linux 加载器（Loader）是一台只认偏移量的“瞎眼机器”。只要保住 e_machine、e_phentsize 等致命校验底线，内核对物理地址、节头偏移等废弃字段有着极高的容错率。</w:t>
+      </w:r>
+    </w:p>
+    <w:p>
+      <w:pPr>
+        <w:bidi w:val="0"/>
+      </w:pPr>
+    </w:p>
+    <w:p>
+      <w:pPr>
+        <w:bidi w:val="0"/>
+      </w:pPr>
+    </w:p>
+    <w:p>
+      <w:pPr>
+        <w:bidi w:val="0"/>
+      </w:pPr>
+      <w:r>
+        <w:rPr>
+          <w:b/>
+          <w:bCs/>
+        </w:rPr>
+        <w:t>软硬件漏洞的联合利用：</w:t>
+      </w:r>
+      <w:r>
+        <w:t xml:space="preserve"> 为了规避重叠后 p_memsz &gt; p_filesz 在只读段（p_flags = 4）下触发的零初始化崩溃，我将文件与内存大小同时伪装为极大的入口地址，骗过了软件层的校验；</w:t>
+      </w:r>
+      <w:bookmarkStart w:id="47" w:name="_GoBack"/>
+      <w:bookmarkEnd w:id="47"/>
+    </w:p>
+    <w:p>
+      <w:pPr>
+        <w:bidi w:val="0"/>
+      </w:pPr>
+      <w:r>
+        <w:t>同时，利用早期 x86 硬件缺乏独立不可执行标志位、“读即执行”的物理缺陷，让只读内存段中的代码得以顺利运行。</w:t>
       </w:r>
     </w:p>
     <w:p>
@@ -14242,6 +14375,7 @@
         <w:keepLines w:val="0"/>
         <w:widowControl/>
         <w:numPr>
+          <w:ilvl w:val="0"/>
           <w:numId w:val="0"/>
         </w:numPr>
         <w:suppressLineNumbers w:val="0"/>
@@ -14641,7 +14775,7 @@
     <w:lsdException w:unhideWhenUsed="0" w:uiPriority="0" w:semiHidden="0" w:name="Document Map"/>
     <w:lsdException w:unhideWhenUsed="0" w:uiPriority="0" w:semiHidden="0" w:name="Plain Text"/>
     <w:lsdException w:unhideWhenUsed="0" w:uiPriority="0" w:semiHidden="0" w:name="E-mail Signature"/>
-    <w:lsdException w:unhideWhenUsed="0" w:uiPriority="0" w:semiHidden="0" w:name="Normal (Web)"/>
+    <w:lsdException w:qFormat="1" w:unhideWhenUsed="0" w:uiPriority="0" w:semiHidden="0" w:name="Normal (Web)"/>
     <w:lsdException w:unhideWhenUsed="0" w:uiPriority="0" w:semiHidden="0" w:name="HTML Acronym"/>
     <w:lsdException w:unhideWhenUsed="0" w:uiPriority="0" w:semiHidden="0" w:name="HTML Address"/>
     <w:lsdException w:unhideWhenUsed="0" w:uiPriority="0" w:semiHidden="0" w:name="HTML Cite"/>
@@ -14697,7 +14831,7 @@
     <w:lsdException w:unhideWhenUsed="0" w:uiPriority="0" w:semiHidden="0" w:name="Table Web 2"/>
     <w:lsdException w:unhideWhenUsed="0" w:uiPriority="0" w:semiHidden="0" w:name="Table Web 3"/>
     <w:lsdException w:unhideWhenUsed="0" w:uiPriority="0" w:semiHidden="0" w:name="Balloon Text"/>
-    <w:lsdException w:unhideWhenUsed="0" w:uiPriority="0" w:semiHidden="0" w:name="Table Grid"/>
+    <w:lsdException w:qFormat="1" w:unhideWhenUsed="0" w:uiPriority="0" w:semiHidden="0" w:name="Table Grid"/>
     <w:lsdException w:unhideWhenUsed="0" w:uiPriority="0" w:semiHidden="0" w:name="Table Theme"/>
     <w:lsdException w:unhideWhenUsed="0" w:uiPriority="60" w:semiHidden="0" w:name="Light Shading"/>
     <w:lsdException w:unhideWhenUsed="0" w:uiPriority="61" w:semiHidden="0" w:name="Light List"/>
@@ -14954,6 +15088,7 @@
   <w:style w:type="paragraph" w:styleId="9">
     <w:name w:val="Normal (Web)"/>
     <w:basedOn w:val="1"/>
+    <w:qFormat/>
     <w:uiPriority w:val="0"/>
     <w:pPr>
       <w:spacing w:before="0" w:beforeAutospacing="1" w:after="0" w:afterAutospacing="1"/>
@@ -14969,6 +15104,7 @@
   <w:style w:type="table" w:styleId="11">
     <w:name w:val="Table Grid"/>
     <w:basedOn w:val="10"/>
+    <w:qFormat/>
     <w:uiPriority w:val="0"/>
     <w:pPr>
       <w:widowControl w:val="0"/>
